--- a/The Dolphins' View of History/chapters/27 - Japan, Restoration, and Empire.docx
+++ b/The Dolphins' View of History/chapters/27 - Japan, Restoration, and Empire.docx
@@ -9,6 +9,7 @@
         <w:jc w:val="center"/>
         <w:outlineLvl w:val="0"/>
       </w:pPr>
+      <w:bookmarkStart w:name="_Chapter018" w:id="1"/>
       <w:r>
         <w:rPr>
           <w:rFonts w:ascii="Amazon Ember" w:cs="Amazon Ember" w:eastAsia="Amazon Ember" w:hAnsi="Amazon Ember"/>
@@ -20,6 +21,7 @@
         </w:rPr>
         <w:t xml:space="preserve">1853–1947: Japan, Restoration, and Empire</w:t>
       </w:r>
+      <w:bookmarkEnd w:id="1"/>
     </w:p>
     <w:p>
       <w:pPr>
@@ -34,7 +36,7 @@
         <w:spacing w:after="200"/>
       </w:pPr>
       <w:r>
-        <w:t xml:space="preserve">That isolation ended on Japan's own terms only in the sense that it ended at all. In 1853, Commodore Matthew Perry's American warships arrived in Tokyo Bay and made the cost of staying closed unmistakable. Within fifteen years, the Tokugawa shogunate had fallen and the Meiji Restoration of 1868 began compressing a century of industrialization into a few decades, on purpose.</w:t>
+        <w:t xml:space="preserve">That isolation ended on Japan’s own terms only in the sense that it ended at all. In 1853, Commodore Matthew Perry’s American warships arrived in Tokyo Bay and made the cost of staying closed unmistakable. Within fifteen years, the Tokugawa shogunate had fallen and the Meiji Restoration of 1868 began compressing a century of industrialization into a few decades, on purpose.</w:t>
       </w:r>
     </w:p>
     <w:p>
@@ -62,23 +64,23 @@
         <w:spacing w:after="200"/>
       </w:pPr>
       <w:r>
-        <w:t xml:space="preserve">Victory over China in 1895 and, more startling to the rest of the world, over Russia in 1905, confirmed Japan as a great power by the only measure the era's great powers recognized. Confirmation curdled into appetite through the 1920s and 30s: rising militarism, a government increasingly steered by its own army, and the 1931 invasion of Manchuria conducted with barely a nod to Tokyo's civilian leadership.</w:t>
-      </w:r>
-    </w:p>
-    <w:p>
-      <w:pPr>
-        <w:spacing w:after="200"/>
-      </w:pPr>
-      <w:r>
-        <w:t xml:space="preserve">Full-scale war with China followed from 1937, including the Nanjing massacre of 1937–38, in which Japanese forces killed civilians and disarmed soldiers over several weeks with a brutality that shocked the foreign observers still in the city. Estimates of the dead run from tens of thousands to the more than 200,000 found by the postwar Tokyo tribunal and the 300,000 of China's official figure; the number remains an open wound between the two countries.</w:t>
-      </w:r>
-    </w:p>
-    <w:p>
-      <w:pPr>
-        <w:spacing w:after="200"/>
-      </w:pPr>
-      <w:r>
-        <w:t xml:space="preserve">The Pacific War that followed the December 1941 attack on Pearl Harbor asked a great deal of Japan's own population: by its final year, the state was organizing kamikaze pilots, young men flying aircraft deliberately into American ships, as an accepted military tactic rather than a desperate improvisation. The same program extended underwater, in the form of the Kaiten, a manned torpedo that its pilot rode to the target and could not survive by design. Dolphin historians, who have spent a great many centuries watching things move through their water, note that this is the first they saw in it built as a one-way trip for the person steering.</w:t>
+        <w:t xml:space="preserve">Victory over China in 1895 and, more startling to the rest of the world, over Russia in 1905, confirmed Japan as a great power by the only measure the era’s great powers recognized. Confirmation curdled into appetite through the 1920s and 30s: rising militarism, a government increasingly steered by its own army, and the 1931 invasion of Manchuria conducted with barely a nod to Tokyo’s civilian leadership.</w:t>
+      </w:r>
+    </w:p>
+    <w:p>
+      <w:pPr>
+        <w:spacing w:after="200"/>
+      </w:pPr>
+      <w:r>
+        <w:t xml:space="preserve">Full-scale war with China followed from 1937, including the Nanjing massacre of 1937–38, in which Japanese forces killed civilians and disarmed soldiers over several weeks with a brutality that shocked the foreign observers still in the city. Estimates of the dead run from tens of thousands to the more than 200,000 found by the postwar Tokyo tribunal and the 300,000 of China’s official figure; the number remains an open wound between the two countries.</w:t>
+      </w:r>
+    </w:p>
+    <w:p>
+      <w:pPr>
+        <w:spacing w:after="200"/>
+      </w:pPr>
+      <w:r>
+        <w:t xml:space="preserve">The Pacific War that followed the December 1941 attack on Pearl Harbor asked a great deal of Japan’s own population: by its final year, the state was organizing kamikaze pilots, young men flying aircraft deliberately into American ships, as an accepted military tactic rather than a desperate improvisation. The same program extended underwater, in the form of the Kaiten, a manned torpedo that its pilot rode to the target and could not survive by design. Dolphin historians, who have spent a great many centuries watching things move through their water, note that this is the first they saw in it built as a one-way trip for the person steering.</w:t>
       </w:r>
     </w:p>
     <w:p>
@@ -106,7 +108,7 @@
         <w:spacing w:after="200"/>
       </w:pPr>
       <w:r>
-        <w:t xml:space="preserve">What followed was postwar Japan's own version of the turn this part of the book keeps tracking. A new constitution, drafted under American occupation and in force from May 1947, renounced war as a sovereign right and, in its text, the maintenance of war potential, leaving Japan with self-defense forces only. The country rebuilt instead into an economic power, and did so within the same one-generation timescale it had once used to build an empire.</w:t>
+        <w:t xml:space="preserve">What followed was postwar Japan’s own version of the turn this part of the book keeps tracking. A new constitution, drafted under American occupation and in force from May 1947, renounced war as a sovereign right and, in its text, the maintenance of war potential, leaving Japan with self-defense forces only. The country rebuilt instead into an economic power, and did so within the same one-generation timescale it had once used to build an empire.</w:t>
       </w:r>
     </w:p>
     <w:p>

--- a/The Dolphins' View of History/chapters/27 - Japan, Restoration, and Empire.docx
+++ b/The Dolphins' View of History/chapters/27 - Japan, Restoration, and Empire.docx
@@ -44,7 +44,7 @@
         <w:spacing w:after="200"/>
       </w:pPr>
       <w:r>
-        <w:t xml:space="preserve">The speed of it stuns dolphin historians as much as anything else in this book. A feudal, agrarian society built a modern navy, a rail network, a conscript army, and an industrial base within a single lifetime, sending students abroad to learn what it needed and building the rest at home once they returned.</w:t>
+        <w:t xml:space="preserve">The speed of it is as stunning as anything else in this book. A feudal, agrarian society built a modern navy, a rail network, a conscript army, and an industrial base within a single lifetime, sending students abroad to learn what it needed and building the rest at home once they returned.</w:t>
       </w:r>
     </w:p>
     <w:p>

--- a/The Dolphins' View of History/chapters/27 - Japan, Restoration, and Empire.docx
+++ b/The Dolphins' View of History/chapters/27 - Japan, Restoration, and Empire.docx
@@ -5,6 +5,7 @@
     <w:p>
       <w:pPr>
         <w:pStyle w:val="Heading1"/>
+        <w:pageBreakBefore/>
         <w:spacing w:after="300"/>
         <w:jc w:val="center"/>
         <w:outlineLvl w:val="0"/>
@@ -15,9 +16,9 @@
           <w:rFonts w:ascii="Amazon Ember" w:cs="Amazon Ember" w:eastAsia="Amazon Ember" w:hAnsi="Amazon Ember"/>
           <w:b/>
           <w:bCs/>
-          <w:color w:val="0000FF"/>
-          <w:sz w:val="36"/>
-          <w:szCs w:val="36"/>
+          <w:color w:val="1F4E79"/>
+          <w:sz w:val="32"/>
+          <w:szCs w:val="32"/>
         </w:rPr>
         <w:t xml:space="preserve">1853–1947: Japan, Restoration, and Empire</w:t>
       </w:r>
@@ -136,7 +137,7 @@
       </w:r>
     </w:p>
     <w:sectPr>
-      <w:pgSz w:w="12240" w:h="15840" w:orient="portrait"/>
+      <w:pgSz w:w="8640" w:h="12960" w:orient="portrait"/>
       <w:pgMar w:top="1440" w:right="1440" w:bottom="1440" w:left="1440" w:header="708" w:footer="708" w:gutter="0"/>
       <w:pgNumType/>
       <w:docGrid w:linePitch="360"/>

--- a/The Dolphins' View of History/chapters/27 - Japan, Restoration, and Empire.docx
+++ b/The Dolphins' View of History/chapters/27 - Japan, Restoration, and Empire.docx
@@ -37,7 +37,7 @@
         <w:spacing w:after="200"/>
       </w:pPr>
       <w:r>
-        <w:t xml:space="preserve">That isolation ended on Japan’s own terms only in the sense that it ended at all. In 1853, Commodore Matthew Perry’s American warships arrived in Tokyo Bay and made the cost of staying closed unmistakable. Within fifteen years, the Tokugawa shogunate had fallen and the Meiji Restoration of 1868 began compressing a century of industrialization into a few decades, on purpose.</w:t>
+        <w:t xml:space="preserve">That isolation ended on Japan’s own terms only in the sense that it ended at all. In 1853, Commodore Matthew Perry’s American warships arrived in Edo Bay, the body of water later renamed Tokyo Bay, and made the cost of staying closed unmistakable. Within fifteen years, the Tokugawa shogunate had fallen and the Meiji Restoration of 1868 began compressing a century of industrialization into a few decades, on purpose.</w:t>
       </w:r>
     </w:p>
     <w:p>
